--- a/Data Intensive Fundamenals HW2.docx
+++ b/Data Intensive Fundamenals HW2.docx
@@ -1,98 +1,80 @@
 
 <file path=word/document.xml><?xml version="1.0" encoding="utf-8"?>
-<w:document xmlns:mc="http://schemas.openxmlformats.org/markup-compatibility/2006" xmlns:o="urn:schemas-microsoft-com:office:office" xmlns:r="http://schemas.openxmlformats.org/officeDocument/2006/relationships" xmlns:m="http://schemas.openxmlformats.org/officeDocument/2006/math" xmlns:v="urn:schemas-microsoft-com:vml" xmlns:wp="http://schemas.openxmlformats.org/drawingml/2006/wordprocessingDrawing" xmlns:w10="urn:schemas-microsoft-com:office:word" xmlns:w="http://schemas.openxmlformats.org/wordprocessingml/2006/main" xmlns:wne="http://schemas.microsoft.com/office/word/2006/wordml" xmlns:sl="http://schemas.openxmlformats.org/schemaLibrary/2006/main" xmlns:a="http://schemas.openxmlformats.org/drawingml/2006/main" xmlns:pic="http://schemas.openxmlformats.org/drawingml/2006/picture" xmlns:c="http://schemas.openxmlformats.org/drawingml/2006/chart" xmlns:lc="http://schemas.openxmlformats.org/drawingml/2006/lockedCanvas" xmlns:dgm="http://schemas.openxmlformats.org/drawingml/2006/diagram" xmlns:wps="http://schemas.microsoft.com/office/word/2010/wordprocessingShape" xmlns:wpg="http://schemas.microsoft.com/office/word/2010/wordprocessingGroup" xmlns:w14="http://schemas.microsoft.com/office/word/2010/wordml" xmlns:w15="http://schemas.microsoft.com/office/word/2012/wordml" xmlns:w16="http://schemas.microsoft.com/office/word/2018/wordml" xmlns:w16cex="http://schemas.microsoft.com/office/word/2018/wordml/cex" xmlns:w16cid="http://schemas.microsoft.com/office/word/2016/wordml/cid" xmlns="http://schemas.microsoft.com/office/tasks/2019/documenttasks" xmlns:cr="http://schemas.microsoft.com/office/comments/2020/reactions">
+<w:document xmlns:wpc="http://schemas.microsoft.com/office/word/2010/wordprocessingCanvas" xmlns:cx="http://schemas.microsoft.com/office/drawing/2014/chartex" xmlns:cx1="http://schemas.microsoft.com/office/drawing/2015/9/8/chartex" xmlns:cx2="http://schemas.microsoft.com/office/drawing/2015/10/21/chartex" xmlns:cx3="http://schemas.microsoft.com/office/drawing/2016/5/9/chartex" xmlns:cx4="http://schemas.microsoft.com/office/drawing/2016/5/10/chartex" xmlns:cx5="http://schemas.microsoft.com/office/drawing/2016/5/11/chartex" xmlns:cx6="http://schemas.microsoft.com/office/drawing/2016/5/12/chartex" xmlns:cx7="http://schemas.microsoft.com/office/drawing/2016/5/13/chartex" xmlns:cx8="http://schemas.microsoft.com/office/drawing/2016/5/14/chartex" xmlns:mc="http://schemas.openxmlformats.org/markup-compatibility/2006" xmlns:aink="http://schemas.microsoft.com/office/drawing/2016/ink" xmlns:am3d="http://schemas.microsoft.com/office/drawing/2017/model3d" xmlns:o="urn:schemas-microsoft-com:office:office" xmlns:oel="http://schemas.microsoft.com/office/2019/extlst" xmlns:r="http://schemas.openxmlformats.org/officeDocument/2006/relationships" xmlns:m="http://schemas.openxmlformats.org/officeDocument/2006/math" xmlns:v="urn:schemas-microsoft-com:vml" xmlns:wp14="http://schemas.microsoft.com/office/word/2010/wordprocessingDrawing" xmlns:wp="http://schemas.openxmlformats.org/drawingml/2006/wordprocessingDrawing" xmlns:w10="urn:schemas-microsoft-com:office:word" xmlns:w="http://schemas.openxmlformats.org/wordprocessingml/2006/main" xmlns:w14="http://schemas.microsoft.com/office/word/2010/wordml" xmlns:w15="http://schemas.microsoft.com/office/word/2012/wordml" xmlns:w16cex="http://schemas.microsoft.com/office/word/2018/wordml/cex" xmlns:w16cid="http://schemas.microsoft.com/office/word/2016/wordml/cid" xmlns:w16="http://schemas.microsoft.com/office/word/2018/wordml" xmlns:w16du="http://schemas.microsoft.com/office/word/2023/wordml/word16du" xmlns:w16sdtdh="http://schemas.microsoft.com/office/word/2020/wordml/sdtdatahash" xmlns:w16sdtfl="http://schemas.microsoft.com/office/word/2024/wordml/sdtformatlock" xmlns:w16se="http://schemas.microsoft.com/office/word/2015/wordml/symex" xmlns:wpg="http://schemas.microsoft.com/office/word/2010/wordprocessingGroup" xmlns:wpi="http://schemas.microsoft.com/office/word/2010/wordprocessingInk" xmlns:wne="http://schemas.microsoft.com/office/word/2006/wordml" xmlns:wps="http://schemas.microsoft.com/office/word/2010/wordprocessingShape" mc:Ignorable="w14 w15 w16se w16cid w16 w16cex w16sdtdh w16sdtfl w16du wp14">
   <w:body>
     <w:p>
       <w:pPr>
         <w:rPr>
-          <w:b w:val="1"/>
-          <w:bCs w:val="1"/>
-          <w:color w:val="1b1b1b"/>
+          <w:b/>
+          <w:bCs/>
+          <w:color w:val="1B1B1B"/>
           <w:sz w:val="24"/>
           <w:szCs w:val="24"/>
         </w:rPr>
       </w:pPr>
       <w:r>
         <w:rPr>
-          <w:b w:val="1"/>
-          <w:bCs w:val="1"/>
+          <w:b/>
+          <w:bCs/>
           <w:sz w:val="28"/>
           <w:szCs w:val="28"/>
-          <w:rtl w:val="0"/>
         </w:rPr>
         <w:t xml:space="preserve">Data Set: </w:t>
       </w:r>
       <w:r>
         <w:rPr>
-          <w:b w:val="1"/>
-          <w:bCs w:val="1"/>
-          <w:color w:val="1b1b1b"/>
+          <w:b/>
+          <w:bCs/>
+          <w:color w:val="1B1B1B"/>
           <w:sz w:val="24"/>
           <w:szCs w:val="24"/>
-          <w:rtl w:val="0"/>
-        </w:rPr>
-        <w:t xml:space="preserve">Warehouse and Retail Sales</w:t>
+        </w:rPr>
+        <w:t>Warehouse and Retail Sales</w:t>
       </w:r>
     </w:p>
     <w:p>
       <w:pPr>
         <w:rPr>
-          <w:b w:val="1"/>
-          <w:bCs w:val="1"/>
-          <w:color w:val="1b1b1b"/>
+          <w:b/>
+          <w:bCs/>
+          <w:color w:val="1B1B1B"/>
           <w:sz w:val="24"/>
           <w:szCs w:val="24"/>
         </w:rPr>
       </w:pPr>
-      <w:hyperlink r:id="rId6">
+      <w:hyperlink r:id="rId4">
         <w:r>
           <w:rPr>
-            <w:b w:val="1"/>
-            <w:bCs w:val="1"/>
-            <w:color w:val="1155cc"/>
+            <w:b/>
+            <w:bCs/>
+            <w:color w:val="1155CC"/>
             <w:sz w:val="24"/>
             <w:szCs w:val="24"/>
             <w:u w:val="single"/>
-            <w:rtl w:val="0"/>
           </w:rPr>
-          <w:t xml:space="preserve">https://catalog.data.gov/dataset/warehouse-and-retail-sales</w:t>
+          <w:t>https://catalog.data.gov/dataset/warehouse-and-retail-sales</w:t>
         </w:r>
       </w:hyperlink>
-      <w:r>
-        <w:rPr>
-          <w:rtl w:val="0"/>
-        </w:rPr>
-      </w:r>
     </w:p>
     <w:p>
       <w:pPr>
         <w:rPr>
-          <w:b w:val="1"/>
-          <w:bCs w:val="1"/>
+          <w:b/>
+          <w:bCs/>
           <w:sz w:val="24"/>
           <w:szCs w:val="24"/>
         </w:rPr>
       </w:pPr>
-      <w:r>
-        <w:rPr>
-          <w:rtl w:val="0"/>
-        </w:rPr>
-      </w:r>
     </w:p>
     <w:p>
       <w:pPr>
         <w:rPr>
-          <w:b w:val="1"/>
-          <w:bCs w:val="1"/>
+          <w:b/>
+          <w:bCs/>
           <w:sz w:val="24"/>
           <w:szCs w:val="24"/>
         </w:rPr>
       </w:pPr>
-      <w:r>
-        <w:rPr>
-          <w:rtl w:val="0"/>
-        </w:rPr>
-      </w:r>
     </w:p>
     <w:p>
       <w:pPr>
@@ -103,57 +85,42 @@
       </w:pPr>
       <w:r>
         <w:rPr>
-          <w:b w:val="1"/>
-          <w:bCs w:val="1"/>
+          <w:b/>
+          <w:bCs/>
           <w:sz w:val="28"/>
           <w:szCs w:val="28"/>
-          <w:rtl w:val="0"/>
-        </w:rPr>
-        <w:t xml:space="preserve">Problem Statement:</w:t>
-      </w:r>
-      <w:r>
-        <w:rPr>
-          <w:rtl w:val="0"/>
-        </w:rPr>
-        <w:br w:type="textWrapping"/>
+        </w:rPr>
+        <w:t>Problem Statement:</w:t>
+      </w:r>
+      <w:r>
+        <w:br/>
       </w:r>
       <w:r>
         <w:rPr>
           <w:sz w:val="24"/>
           <w:szCs w:val="24"/>
-          <w:rtl w:val="0"/>
-        </w:rPr>
-        <w:t xml:space="preserve">This project analyzes warehouse and retail sales data to determine whether wine generates higher retail sales than other item types in the dataset. The data contains item types and retail sales values, which can be used to compare the total retail sales between different categories.</w:t>
-      </w:r>
-    </w:p>
+        </w:rPr>
+        <w:t>This project analyzes warehouse and retail sales data to determine whether wine generates higher retail sales than other item types in the dataset. The data contains item types and retail sales values, which can be used to compare the total retail sales between different categories.</w:t>
+      </w:r>
+    </w:p>
+    <w:p/>
     <w:p>
       <w:pPr>
-        <w:rPr/>
-      </w:pPr>
-      <w:r>
-        <w:rPr>
-          <w:rtl w:val="0"/>
-        </w:rPr>
-      </w:r>
-    </w:p>
-    <w:p>
-      <w:pPr>
-        <w:rPr>
-          <w:b w:val="1"/>
-          <w:bCs w:val="1"/>
+        <w:rPr>
+          <w:b/>
+          <w:bCs/>
           <w:sz w:val="28"/>
           <w:szCs w:val="28"/>
         </w:rPr>
       </w:pPr>
       <w:r>
         <w:rPr>
-          <w:b w:val="1"/>
-          <w:bCs w:val="1"/>
+          <w:b/>
+          <w:bCs/>
           <w:sz w:val="28"/>
           <w:szCs w:val="28"/>
-          <w:rtl w:val="0"/>
-        </w:rPr>
-        <w:t xml:space="preserve">Hypothesis:</w:t>
+        </w:rPr>
+        <w:t>Hypothesis:</w:t>
       </w:r>
     </w:p>
     <w:p>
@@ -167,21 +134,11 @@
         <w:rPr>
           <w:sz w:val="24"/>
           <w:szCs w:val="24"/>
-          <w:rtl w:val="0"/>
-        </w:rPr>
-        <w:t xml:space="preserve">Wine will have a higher total amount of retail sales than the other item types found in the dataset.</w:t>
-      </w:r>
-    </w:p>
-    <w:p>
-      <w:pPr>
-        <w:rPr/>
-      </w:pPr>
-      <w:r>
-        <w:rPr>
-          <w:rtl w:val="0"/>
-        </w:rPr>
-      </w:r>
-    </w:p>
+        </w:rPr>
+        <w:t>Wine will have a higher total amount of retail sales than the other item types found in the dataset.</w:t>
+      </w:r>
+    </w:p>
+    <w:p/>
     <w:p>
       <w:pPr>
         <w:rPr>
@@ -191,67 +148,43 @@
       </w:pPr>
       <w:r>
         <w:rPr>
-          <w:b w:val="1"/>
-          <w:bCs w:val="1"/>
+          <w:b/>
+          <w:bCs/>
           <w:sz w:val="28"/>
           <w:szCs w:val="28"/>
-          <w:rtl w:val="0"/>
-        </w:rPr>
-        <w:t xml:space="preserve">How it will be tested:</w:t>
-      </w:r>
-      <w:r>
-        <w:rPr>
-          <w:rtl w:val="0"/>
-        </w:rPr>
-        <w:br w:type="textWrapping"/>
+        </w:rPr>
+        <w:t>How it will be tested:</w:t>
+      </w:r>
+      <w:r>
+        <w:br/>
       </w:r>
       <w:r>
         <w:rPr>
           <w:sz w:val="24"/>
           <w:szCs w:val="24"/>
-          <w:rtl w:val="0"/>
-        </w:rPr>
-        <w:t xml:space="preserve">The dataset will be separated by item type, and the retail sales values for each category will be summed. Using command-line tools such as awk, the total retail sales for each item type will be calculated and compared. The results will then be analyzed to determine whether wine has the highest total retail sales among the item categories.</w:t>
-      </w:r>
-    </w:p>
+        </w:rPr>
+        <w:t>The dataset will be separated by item type, and the retail sales values for each category will be summed. Using command-line tools such as awk, the total retail sales for each item type will be calculated and compared. The results will then be analyzed to determine whether wine has the highest total retail sales among the item categories.</w:t>
+      </w:r>
+    </w:p>
+    <w:p/>
+    <w:p/>
     <w:p>
       <w:pPr>
-        <w:rPr/>
-      </w:pPr>
-      <w:r>
-        <w:rPr>
-          <w:rtl w:val="0"/>
-        </w:rPr>
-      </w:r>
-    </w:p>
-    <w:p>
-      <w:pPr>
-        <w:rPr/>
-      </w:pPr>
-      <w:r>
-        <w:rPr>
-          <w:rtl w:val="0"/>
-        </w:rPr>
-      </w:r>
-    </w:p>
-    <w:p>
-      <w:pPr>
-        <w:rPr>
-          <w:b w:val="1"/>
-          <w:bCs w:val="1"/>
+        <w:rPr>
+          <w:b/>
+          <w:bCs/>
           <w:sz w:val="28"/>
           <w:szCs w:val="28"/>
         </w:rPr>
       </w:pPr>
       <w:r>
         <w:rPr>
-          <w:b w:val="1"/>
-          <w:bCs w:val="1"/>
+          <w:b/>
+          <w:bCs/>
           <w:sz w:val="28"/>
           <w:szCs w:val="28"/>
-          <w:rtl w:val="0"/>
-        </w:rPr>
-        <w:t xml:space="preserve">Screenshots:</w:t>
+        </w:rPr>
+        <w:t>Screenshots:</w:t>
       </w:r>
     </w:p>
     <w:p>
@@ -265,32 +198,31 @@
         <w:rPr>
           <w:sz w:val="24"/>
           <w:szCs w:val="24"/>
-          <w:rtl w:val="0"/>
-        </w:rPr>
-        <w:t xml:space="preserve">Loads dataset from CSV</w:t>
-      </w:r>
-    </w:p>
-    <w:p>
-      <w:pPr>
-        <w:rPr/>
-      </w:pPr>
-      <w:r>
-        <w:rPr/>
+        </w:rPr>
+        <w:t>Loads dataset from CSV</w:t>
+      </w:r>
+    </w:p>
+    <w:p>
+      <w:r>
+        <w:rPr>
+          <w:noProof/>
+        </w:rPr>
         <w:drawing>
-          <wp:inline distB="114300" distT="114300" distL="114300" distR="114300">
+          <wp:inline distT="114300" distB="114300" distL="114300" distR="114300" wp14:anchorId="2A10F390" wp14:editId="675CA317">
             <wp:extent cx="5943600" cy="3290888"/>
-            <wp:effectExtent b="0" l="0" r="0" t="0"/>
+            <wp:effectExtent l="0" t="0" r="0" b="0"/>
             <wp:docPr id="4" name="image4.png"/>
-            <a:graphic>
+            <wp:cNvGraphicFramePr/>
+            <a:graphic xmlns:a="http://schemas.openxmlformats.org/drawingml/2006/main">
               <a:graphicData uri="http://schemas.openxmlformats.org/drawingml/2006/picture">
-                <pic:pic>
+                <pic:pic xmlns:pic="http://schemas.openxmlformats.org/drawingml/2006/picture">
                   <pic:nvPicPr>
                     <pic:cNvPr id="0" name="image4.png"/>
                     <pic:cNvPicPr preferRelativeResize="0"/>
                   </pic:nvPicPr>
                   <pic:blipFill>
-                    <a:blip r:embed="rId7"/>
-                    <a:srcRect b="0" l="0" r="0" t="0"/>
+                    <a:blip r:embed="rId5"/>
+                    <a:srcRect/>
                     <a:stretch>
                       <a:fillRect/>
                     </a:stretch>
@@ -300,7 +232,9 @@
                       <a:off x="0" y="0"/>
                       <a:ext cx="5943600" cy="3290888"/>
                     </a:xfrm>
-                    <a:prstGeom prst="rect"/>
+                    <a:prstGeom prst="rect">
+                      <a:avLst/>
+                    </a:prstGeom>
                     <a:ln/>
                   </pic:spPr>
                 </pic:pic>
@@ -309,64 +243,36 @@
           </wp:inline>
         </w:drawing>
       </w:r>
-      <w:r>
-        <w:rPr>
-          <w:rtl w:val="0"/>
-        </w:rPr>
-      </w:r>
-    </w:p>
-    <w:p>
-      <w:pPr>
-        <w:rPr/>
-      </w:pPr>
-      <w:r>
-        <w:rPr>
-          <w:rtl w:val="0"/>
-        </w:rPr>
-      </w:r>
-    </w:p>
-    <w:p>
-      <w:pPr>
-        <w:rPr/>
-      </w:pPr>
-      <w:r>
-        <w:rPr>
-          <w:rtl w:val="0"/>
-        </w:rPr>
-        <w:t xml:space="preserve">Changes all warehouse sales, retail sales, and retail transfers columns to float from string</w:t>
-      </w:r>
-    </w:p>
-    <w:p>
-      <w:pPr>
-        <w:rPr/>
-      </w:pPr>
-      <w:r>
-        <w:rPr>
-          <w:rtl w:val="0"/>
-        </w:rPr>
-      </w:r>
-    </w:p>
-    <w:p>
-      <w:pPr>
-        <w:rPr/>
-      </w:pPr>
-      <w:r>
-        <w:rPr/>
+    </w:p>
+    <w:p/>
+    <w:p>
+      <w:r>
+        <w:lastRenderedPageBreak/>
+        <w:t>Changes all warehouse sales, retail sales, and retail transfers columns to float from string</w:t>
+      </w:r>
+    </w:p>
+    <w:p/>
+    <w:p>
+      <w:r>
+        <w:rPr>
+          <w:noProof/>
+        </w:rPr>
         <w:drawing>
-          <wp:inline distB="114300" distT="114300" distL="114300" distR="114300">
+          <wp:inline distT="114300" distB="114300" distL="114300" distR="114300" wp14:anchorId="67E9AA01" wp14:editId="0A2BE3D9">
             <wp:extent cx="5943600" cy="3886200"/>
-            <wp:effectExtent b="0" l="0" r="0" t="0"/>
+            <wp:effectExtent l="0" t="0" r="0" b="0"/>
             <wp:docPr id="1" name="image3.png"/>
-            <a:graphic>
+            <wp:cNvGraphicFramePr/>
+            <a:graphic xmlns:a="http://schemas.openxmlformats.org/drawingml/2006/main">
               <a:graphicData uri="http://schemas.openxmlformats.org/drawingml/2006/picture">
-                <pic:pic>
+                <pic:pic xmlns:pic="http://schemas.openxmlformats.org/drawingml/2006/picture">
                   <pic:nvPicPr>
                     <pic:cNvPr id="0" name="image3.png"/>
                     <pic:cNvPicPr preferRelativeResize="0"/>
                   </pic:nvPicPr>
                   <pic:blipFill>
-                    <a:blip r:embed="rId8"/>
-                    <a:srcRect b="0" l="0" r="0" t="0"/>
+                    <a:blip r:embed="rId6"/>
+                    <a:srcRect/>
                     <a:stretch>
                       <a:fillRect/>
                     </a:stretch>
@@ -376,7 +282,9 @@
                       <a:off x="0" y="0"/>
                       <a:ext cx="5943600" cy="3886200"/>
                     </a:xfrm>
-                    <a:prstGeom prst="rect"/>
+                    <a:prstGeom prst="rect">
+                      <a:avLst/>
+                    </a:prstGeom>
                     <a:ln/>
                   </pic:spPr>
                 </pic:pic>
@@ -385,264 +293,64 @@
           </wp:inline>
         </w:drawing>
       </w:r>
-      <w:r>
-        <w:rPr>
-          <w:rtl w:val="0"/>
-        </w:rPr>
-      </w:r>
-    </w:p>
-    <w:p>
-      <w:pPr>
-        <w:rPr/>
-      </w:pPr>
-      <w:r>
-        <w:rPr>
-          <w:rtl w:val="0"/>
-        </w:rPr>
-      </w:r>
-    </w:p>
-    <w:p>
-      <w:pPr>
-        <w:rPr/>
-      </w:pPr>
-      <w:r>
-        <w:rPr>
-          <w:rtl w:val="0"/>
-        </w:rPr>
-      </w:r>
-    </w:p>
-    <w:p>
-      <w:pPr>
-        <w:rPr/>
-      </w:pPr>
-      <w:r>
-        <w:rPr>
-          <w:rtl w:val="0"/>
-        </w:rPr>
-      </w:r>
-    </w:p>
-    <w:p>
-      <w:pPr>
-        <w:rPr/>
-      </w:pPr>
-      <w:r>
-        <w:rPr>
-          <w:rtl w:val="0"/>
-        </w:rPr>
-      </w:r>
-    </w:p>
-    <w:p>
-      <w:pPr>
-        <w:rPr/>
-      </w:pPr>
-      <w:r>
-        <w:rPr>
-          <w:rtl w:val="0"/>
-        </w:rPr>
-      </w:r>
-    </w:p>
-    <w:p>
-      <w:pPr>
-        <w:rPr/>
-      </w:pPr>
-      <w:r>
-        <w:rPr>
-          <w:rtl w:val="0"/>
-        </w:rPr>
-      </w:r>
-    </w:p>
-    <w:p>
-      <w:pPr>
-        <w:rPr/>
-      </w:pPr>
-      <w:r>
-        <w:rPr>
-          <w:rtl w:val="0"/>
-        </w:rPr>
-      </w:r>
-    </w:p>
-    <w:p>
-      <w:pPr>
-        <w:rPr/>
-      </w:pPr>
-      <w:r>
-        <w:rPr>
-          <w:rtl w:val="0"/>
-        </w:rPr>
-      </w:r>
-    </w:p>
-    <w:p>
-      <w:pPr>
-        <w:rPr/>
-      </w:pPr>
-      <w:r>
-        <w:rPr>
-          <w:rtl w:val="0"/>
-        </w:rPr>
-      </w:r>
-    </w:p>
-    <w:p>
-      <w:pPr>
-        <w:rPr/>
-      </w:pPr>
-      <w:r>
-        <w:rPr>
-          <w:rtl w:val="0"/>
-        </w:rPr>
-      </w:r>
-    </w:p>
-    <w:p>
-      <w:pPr>
-        <w:rPr/>
-      </w:pPr>
-      <w:r>
-        <w:rPr>
-          <w:rtl w:val="0"/>
-        </w:rPr>
-      </w:r>
-    </w:p>
-    <w:p>
-      <w:pPr>
-        <w:rPr/>
-      </w:pPr>
-      <w:r>
-        <w:rPr>
-          <w:rtl w:val="0"/>
-        </w:rPr>
-      </w:r>
-    </w:p>
-    <w:p>
-      <w:pPr>
-        <w:rPr/>
-      </w:pPr>
-      <w:r>
-        <w:rPr>
-          <w:rtl w:val="0"/>
-        </w:rPr>
-      </w:r>
-    </w:p>
-    <w:p>
-      <w:pPr>
-        <w:rPr/>
-      </w:pPr>
-      <w:r>
-        <w:rPr>
-          <w:rtl w:val="0"/>
-        </w:rPr>
-      </w:r>
-    </w:p>
-    <w:p>
-      <w:pPr>
-        <w:rPr/>
-      </w:pPr>
-      <w:r>
-        <w:rPr>
-          <w:rtl w:val="0"/>
-        </w:rPr>
-      </w:r>
-    </w:p>
-    <w:p>
-      <w:pPr>
-        <w:rPr/>
-      </w:pPr>
-      <w:r>
-        <w:rPr>
-          <w:rtl w:val="0"/>
-        </w:rPr>
-      </w:r>
-    </w:p>
-    <w:p>
-      <w:pPr>
-        <w:rPr/>
-      </w:pPr>
-      <w:r>
-        <w:rPr>
-          <w:rtl w:val="0"/>
-        </w:rPr>
-      </w:r>
-    </w:p>
-    <w:p>
-      <w:pPr>
-        <w:rPr/>
-      </w:pPr>
-      <w:r>
-        <w:rPr>
-          <w:rtl w:val="0"/>
-        </w:rPr>
-      </w:r>
-    </w:p>
-    <w:p>
-      <w:pPr>
-        <w:rPr/>
-      </w:pPr>
-      <w:r>
-        <w:rPr>
-          <w:rtl w:val="0"/>
-        </w:rPr>
-      </w:r>
-    </w:p>
-    <w:p>
-      <w:pPr>
-        <w:rPr/>
-      </w:pPr>
-      <w:r>
-        <w:rPr>
-          <w:rtl w:val="0"/>
-        </w:rPr>
-      </w:r>
-    </w:p>
-    <w:p>
-      <w:pPr>
-        <w:rPr/>
-      </w:pPr>
-      <w:r>
-        <w:rPr>
-          <w:rtl w:val="0"/>
-        </w:rPr>
-      </w:r>
-    </w:p>
-    <w:p>
-      <w:pPr>
-        <w:rPr/>
-      </w:pPr>
-      <w:r>
-        <w:rPr>
-          <w:rtl w:val="0"/>
-        </w:rPr>
-        <w:t xml:space="preserve">Shows first 20 rows(used all rows in dataset) and found the total count of each item type</w:t>
-      </w:r>
-    </w:p>
-    <w:p>
-      <w:pPr>
-        <w:rPr/>
-      </w:pPr>
-      <w:r>
-        <w:rPr>
-          <w:rtl w:val="0"/>
-        </w:rPr>
-      </w:r>
-    </w:p>
-    <w:p>
-      <w:pPr>
-        <w:rPr/>
-      </w:pPr>
-      <w:r>
-        <w:rPr/>
+    </w:p>
+    <w:p/>
+    <w:p/>
+    <w:p/>
+    <w:p/>
+    <w:p/>
+    <w:p/>
+    <w:p/>
+    <w:p/>
+    <w:p/>
+    <w:p/>
+    <w:p/>
+    <w:p/>
+    <w:p/>
+    <w:p/>
+    <w:p/>
+    <w:p/>
+    <w:p/>
+    <w:p/>
+    <w:p/>
+    <w:p/>
+    <w:p/>
+    <w:p>
+      <w:r>
+        <w:lastRenderedPageBreak/>
+        <w:t xml:space="preserve">Shows first 20 </w:t>
+      </w:r>
+      <w:proofErr w:type="gramStart"/>
+      <w:r>
+        <w:t>rows(</w:t>
+      </w:r>
+      <w:proofErr w:type="gramEnd"/>
+      <w:r>
+        <w:t>used all rows in dataset) and found the total count of each item type</w:t>
+      </w:r>
+    </w:p>
+    <w:p/>
+    <w:p>
+      <w:r>
+        <w:rPr>
+          <w:noProof/>
+        </w:rPr>
         <w:drawing>
-          <wp:inline distB="114300" distT="114300" distL="114300" distR="114300">
+          <wp:inline distT="114300" distB="114300" distL="114300" distR="114300" wp14:anchorId="50D0BC7F" wp14:editId="72DC249B">
             <wp:extent cx="5943600" cy="4140200"/>
-            <wp:effectExtent b="0" l="0" r="0" t="0"/>
+            <wp:effectExtent l="0" t="0" r="0" b="0"/>
             <wp:docPr id="3" name="image1.png"/>
-            <a:graphic>
+            <wp:cNvGraphicFramePr/>
+            <a:graphic xmlns:a="http://schemas.openxmlformats.org/drawingml/2006/main">
               <a:graphicData uri="http://schemas.openxmlformats.org/drawingml/2006/picture">
-                <pic:pic>
+                <pic:pic xmlns:pic="http://schemas.openxmlformats.org/drawingml/2006/picture">
                   <pic:nvPicPr>
                     <pic:cNvPr id="0" name="image1.png"/>
                     <pic:cNvPicPr preferRelativeResize="0"/>
                   </pic:nvPicPr>
                   <pic:blipFill>
-                    <a:blip r:embed="rId9"/>
-                    <a:srcRect b="0" l="0" r="0" t="0"/>
+                    <a:blip r:embed="rId7"/>
+                    <a:srcRect/>
                     <a:stretch>
                       <a:fillRect/>
                     </a:stretch>
@@ -652,7 +360,9 @@
                       <a:off x="0" y="0"/>
                       <a:ext cx="5943600" cy="4140200"/>
                     </a:xfrm>
-                    <a:prstGeom prst="rect"/>
+                    <a:prstGeom prst="rect">
+                      <a:avLst/>
+                    </a:prstGeom>
                     <a:ln/>
                   </pic:spPr>
                 </pic:pic>
@@ -661,60 +371,57 @@
           </wp:inline>
         </w:drawing>
       </w:r>
-      <w:r>
-        <w:rPr>
-          <w:rtl w:val="0"/>
-        </w:rPr>
-      </w:r>
-    </w:p>
-    <w:p>
-      <w:pPr>
-        <w:rPr/>
-      </w:pPr>
-      <w:r>
-        <w:rPr>
-          <w:rtl w:val="0"/>
-        </w:rPr>
-        <w:t xml:space="preserve">Show the total retail sales and the average retail sale per item type </w:t>
-      </w:r>
-    </w:p>
-    <w:p>
-      <w:pPr>
-        <w:rPr>
-          <w:b w:val="1"/>
-          <w:bCs w:val="1"/>
-          <w:sz w:val="28"/>
-          <w:szCs w:val="28"/>
-        </w:rPr>
-      </w:pPr>
-      <w:r>
-        <w:rPr/>
+    </w:p>
+    <w:p>
+      <w:r>
+        <w:t>Shows the total warehouse sales and the average warehouse sales per item type</w:t>
+      </w:r>
+    </w:p>
+    <w:p>
+      <w:r>
+        <w:lastRenderedPageBreak/>
         <w:drawing>
-          <wp:inline distB="114300" distT="114300" distL="114300" distR="114300">
-            <wp:extent cx="5943600" cy="3148013"/>
-            <wp:effectExtent b="0" l="0" r="0" t="0"/>
-            <wp:docPr id="2" name="image2.png"/>
-            <a:graphic>
+          <wp:inline distT="0" distB="0" distL="0" distR="0" wp14:anchorId="44394FBE" wp14:editId="76A15DC6">
+            <wp:extent cx="5943600" cy="3632200"/>
+            <wp:effectExtent l="0" t="0" r="0" b="6350"/>
+            <wp:docPr id="1671769520" name="Picture 2"/>
+            <wp:cNvGraphicFramePr>
+              <a:graphicFrameLocks xmlns:a="http://schemas.openxmlformats.org/drawingml/2006/main" noChangeAspect="1"/>
+            </wp:cNvGraphicFramePr>
+            <a:graphic xmlns:a="http://schemas.openxmlformats.org/drawingml/2006/main">
               <a:graphicData uri="http://schemas.openxmlformats.org/drawingml/2006/picture">
-                <pic:pic>
+                <pic:pic xmlns:pic="http://schemas.openxmlformats.org/drawingml/2006/picture">
                   <pic:nvPicPr>
-                    <pic:cNvPr id="0" name="image2.png"/>
-                    <pic:cNvPicPr preferRelativeResize="0"/>
+                    <pic:cNvPr id="0" name="image1.png"/>
+                    <pic:cNvPicPr>
+                      <a:picLocks noChangeAspect="1" noChangeArrowheads="1"/>
+                    </pic:cNvPicPr>
                   </pic:nvPicPr>
                   <pic:blipFill>
-                    <a:blip r:embed="rId10"/>
-                    <a:srcRect b="0" l="0" r="0" t="0"/>
+                    <a:blip r:embed="rId8">
+                      <a:extLst>
+                        <a:ext uri="{28A0092B-C50C-407E-A947-70E740481C1C}">
+                          <a14:useLocalDpi xmlns:a14="http://schemas.microsoft.com/office/drawing/2010/main" val="0"/>
+                        </a:ext>
+                      </a:extLst>
+                    </a:blip>
+                    <a:srcRect/>
                     <a:stretch>
                       <a:fillRect/>
                     </a:stretch>
                   </pic:blipFill>
-                  <pic:spPr>
+                  <pic:spPr bwMode="auto">
                     <a:xfrm>
                       <a:off x="0" y="0"/>
-                      <a:ext cx="5943600" cy="3148013"/>
+                      <a:ext cx="5943600" cy="3632200"/>
                     </a:xfrm>
-                    <a:prstGeom prst="rect"/>
-                    <a:ln/>
+                    <a:prstGeom prst="rect">
+                      <a:avLst/>
+                    </a:prstGeom>
+                    <a:noFill/>
+                    <a:ln>
+                      <a:noFill/>
+                    </a:ln>
                   </pic:spPr>
                 </pic:pic>
               </a:graphicData>
@@ -722,45 +429,88 @@
           </wp:inline>
         </w:drawing>
       </w:r>
-      <w:r>
-        <w:rPr>
-          <w:rtl w:val="0"/>
-        </w:rPr>
-      </w:r>
     </w:p>
     <w:p>
       <w:pPr>
         <w:rPr>
-          <w:b w:val="1"/>
-          <w:bCs w:val="1"/>
-          <w:sz w:val="28"/>
-          <w:szCs w:val="28"/>
+          <w:b/>
+          <w:bCs/>
         </w:rPr>
       </w:pPr>
-      <w:r>
-        <w:rPr>
-          <w:rtl w:val="0"/>
-        </w:rPr>
-      </w:r>
     </w:p>
     <w:p>
       <w:pPr>
         <w:rPr>
-          <w:b w:val="1"/>
-          <w:bCs w:val="1"/>
-          <w:sz w:val="28"/>
-          <w:szCs w:val="28"/>
+          <w:b/>
+          <w:bCs/>
         </w:rPr>
       </w:pPr>
       <w:r>
         <w:rPr>
-          <w:b w:val="1"/>
-          <w:bCs w:val="1"/>
-          <w:sz w:val="28"/>
-          <w:szCs w:val="28"/>
-          <w:rtl w:val="0"/>
-        </w:rPr>
-        <w:t xml:space="preserve">Conclusions:</w:t>
+          <w:b/>
+          <w:bCs/>
+        </w:rPr>
+        <w:t>Conclusions:</w:t>
+      </w:r>
+    </w:p>
+    <w:p>
+      <w:proofErr w:type="gramStart"/>
+      <w:r>
+        <w:t>Similar to</w:t>
+      </w:r>
+      <w:proofErr w:type="gramEnd"/>
+      <w:r>
+        <w:t xml:space="preserve"> my earlier </w:t>
+      </w:r>
+      <w:proofErr w:type="gramStart"/>
+      <w:r>
+        <w:t>conclusions</w:t>
+      </w:r>
+      <w:proofErr w:type="gramEnd"/>
+      <w:r>
+        <w:t xml:space="preserve"> from before liquor had the highest overall retail sale which was different from my initial </w:t>
+      </w:r>
+      <w:r>
+        <w:t>hypothesis. This</w:t>
+      </w:r>
+      <w:r>
+        <w:t xml:space="preserve"> again suggests liquor is the overall more popular item from the warehouse which could suggest that the warehouse caters to establishments that order liquor or wine (possibly a primarily liquor shipper). Though wine still makes up a marginable amount of both retail sales and overall number of listed records in the dataset (with it being the highest overall) suggesting that retail wise wine is still a popular product. Warehouse sales wise beer is instead the highest suggesting the warehouse may not be the primary warehouse for the most popular products (liquor and wine). Finally, based on the average of each item type, </w:t>
+      </w:r>
+      <w:proofErr w:type="spellStart"/>
+      <w:proofErr w:type="gramStart"/>
+      <w:r>
+        <w:t>non alcohol</w:t>
+      </w:r>
+      <w:proofErr w:type="spellEnd"/>
+      <w:proofErr w:type="gramEnd"/>
+      <w:r>
+        <w:t xml:space="preserve"> </w:t>
+      </w:r>
+      <w:proofErr w:type="gramStart"/>
+      <w:r>
+        <w:t>actually is</w:t>
+      </w:r>
+      <w:proofErr w:type="gramEnd"/>
+      <w:r>
+        <w:t xml:space="preserve"> the highest compared to the </w:t>
+      </w:r>
+      <w:proofErr w:type="gramStart"/>
+      <w:r>
+        <w:t>amount</w:t>
+      </w:r>
+      <w:proofErr w:type="gramEnd"/>
+      <w:r>
+        <w:t xml:space="preserve"> of records listed which suggests that when an order of </w:t>
+      </w:r>
+      <w:proofErr w:type="spellStart"/>
+      <w:proofErr w:type="gramStart"/>
+      <w:r>
+        <w:t>non alcoholic</w:t>
+      </w:r>
+      <w:proofErr w:type="spellEnd"/>
+      <w:proofErr w:type="gramEnd"/>
+      <w:r>
+        <w:t xml:space="preserve"> drinks are done the sales are overall high (despite overall less orders compared to other item types).</w:t>
       </w:r>
     </w:p>
     <w:p>
@@ -770,37 +520,26 @@
           <w:szCs w:val="24"/>
         </w:rPr>
       </w:pPr>
-      <w:r>
-        <w:rPr>
-          <w:sz w:val="24"/>
-          <w:szCs w:val="24"/>
-          <w:rtl w:val="0"/>
-        </w:rPr>
-        <w:t xml:space="preserve">Similar to my earlier conclusions from before liquor had the highest overall retail sale which was different from my initial hypothesis.This again suggests liquor is the overall more popular item from the warehouse which could suggest that the warehouse caters to establishments that order liquor order wine (possibly a primarily liquor shipper). Though wine still makes up a marginable amount of both retail sales and overall number of listed records in the dataset (with it being the highest overall) suggesting that the warehouse  still ships a considerable amount of wine. Finally, based on the average of each item type, non alcohol actually is the highest compared to the amount of records listed which suggests that when a shipment of non alcoholic drinks are done the sales are overall high (despite overall less shipments compared to other item types).</w:t>
-      </w:r>
     </w:p>
     <w:sectPr>
-      <w:pgSz w:h="15840" w:w="12240" w:orient="portrait"/>
-      <w:pgMar w:bottom="1440" w:top="1440" w:left="1440" w:right="1440" w:header="720" w:footer="720"/>
+      <w:pgSz w:w="12240" w:h="15840"/>
+      <w:pgMar w:top="1440" w:right="1440" w:bottom="1440" w:left="1440" w:header="720" w:footer="720" w:gutter="0"/>
       <w:pgNumType w:start="1"/>
+      <w:cols w:space="720"/>
     </w:sectPr>
   </w:body>
 </w:document>
 </file>
 
-<file path=word/numbering.xml><?xml version="1.0" encoding="utf-8"?>
-<w:numbering xmlns:mc="http://schemas.openxmlformats.org/markup-compatibility/2006" xmlns:o="urn:schemas-microsoft-com:office:office" xmlns:r="http://schemas.openxmlformats.org/officeDocument/2006/relationships" xmlns:m="http://schemas.openxmlformats.org/officeDocument/2006/math" xmlns:v="urn:schemas-microsoft-com:vml" xmlns:wp="http://schemas.openxmlformats.org/drawingml/2006/wordprocessingDrawing" xmlns:w10="urn:schemas-microsoft-com:office:word" xmlns:w="http://schemas.openxmlformats.org/wordprocessingml/2006/main" xmlns:wne="http://schemas.microsoft.com/office/word/2006/wordml" xmlns:sl="http://schemas.openxmlformats.org/schemaLibrary/2006/main" xmlns:a="http://schemas.openxmlformats.org/drawingml/2006/main" xmlns:pic="http://schemas.openxmlformats.org/drawingml/2006/picture" xmlns:c="http://schemas.openxmlformats.org/drawingml/2006/chart" xmlns:lc="http://schemas.openxmlformats.org/drawingml/2006/lockedCanvas" xmlns:dgm="http://schemas.openxmlformats.org/drawingml/2006/diagram" xmlns:wps="http://schemas.microsoft.com/office/word/2010/wordprocessingShape" xmlns:wpg="http://schemas.microsoft.com/office/word/2010/wordprocessingGroup" xmlns:w14="http://schemas.microsoft.com/office/word/2010/wordml" xmlns:w15="http://schemas.microsoft.com/office/word/2012/wordml" xmlns:w16="http://schemas.microsoft.com/office/word/2018/wordml" xmlns:w16cex="http://schemas.microsoft.com/office/word/2018/wordml/cex" xmlns:w16cid="http://schemas.microsoft.com/office/word/2016/wordml/cid" xmlns="http://schemas.microsoft.com/office/tasks/2019/documenttasks" xmlns:cr="http://schemas.microsoft.com/office/comments/2020/reactions"/>
-</file>
-
 <file path=word/styles.xml><?xml version="1.0" encoding="utf-8"?>
-<w:styles xmlns:mc="http://schemas.openxmlformats.org/markup-compatibility/2006" xmlns:o="urn:schemas-microsoft-com:office:office" xmlns:r="http://schemas.openxmlformats.org/officeDocument/2006/relationships" xmlns:m="http://schemas.openxmlformats.org/officeDocument/2006/math" xmlns:v="urn:schemas-microsoft-com:vml" xmlns:wp="http://schemas.openxmlformats.org/drawingml/2006/wordprocessingDrawing" xmlns:w10="urn:schemas-microsoft-com:office:word" xmlns:w="http://schemas.openxmlformats.org/wordprocessingml/2006/main" xmlns:wne="http://schemas.microsoft.com/office/word/2006/wordml" xmlns:sl="http://schemas.openxmlformats.org/schemaLibrary/2006/main" xmlns:a="http://schemas.openxmlformats.org/drawingml/2006/main" xmlns:pic="http://schemas.openxmlformats.org/drawingml/2006/picture" xmlns:c="http://schemas.openxmlformats.org/drawingml/2006/chart" xmlns:lc="http://schemas.openxmlformats.org/drawingml/2006/lockedCanvas" xmlns:dgm="http://schemas.openxmlformats.org/drawingml/2006/diagram" xmlns:wps="http://schemas.microsoft.com/office/word/2010/wordprocessingShape" xmlns:wpg="http://schemas.microsoft.com/office/word/2010/wordprocessingGroup" xmlns:w14="http://schemas.microsoft.com/office/word/2010/wordml" xmlns:w15="http://schemas.microsoft.com/office/word/2012/wordml" xmlns:w16="http://schemas.microsoft.com/office/word/2018/wordml" xmlns:w16cex="http://schemas.microsoft.com/office/word/2018/wordml/cex" xmlns:w16cid="http://schemas.microsoft.com/office/word/2016/wordml/cid" xmlns="http://schemas.microsoft.com/office/tasks/2019/documenttasks" xmlns:cr="http://schemas.microsoft.com/office/comments/2020/reactions">
+<w:styles xmlns:mc="http://schemas.openxmlformats.org/markup-compatibility/2006" xmlns:r="http://schemas.openxmlformats.org/officeDocument/2006/relationships" xmlns:w="http://schemas.openxmlformats.org/wordprocessingml/2006/main" xmlns:w14="http://schemas.microsoft.com/office/word/2010/wordml" xmlns:w15="http://schemas.microsoft.com/office/word/2012/wordml" xmlns:w16cex="http://schemas.microsoft.com/office/word/2018/wordml/cex" xmlns:w16cid="http://schemas.microsoft.com/office/word/2016/wordml/cid" xmlns:w16="http://schemas.microsoft.com/office/word/2018/wordml" xmlns:w16du="http://schemas.microsoft.com/office/word/2023/wordml/word16du" xmlns:w16sdtdh="http://schemas.microsoft.com/office/word/2020/wordml/sdtdatahash" xmlns:w16sdtfl="http://schemas.microsoft.com/office/word/2024/wordml/sdtformatlock" xmlns:w16se="http://schemas.microsoft.com/office/word/2015/wordml/symex" mc:Ignorable="w14 w15 w16se w16cid w16 w16cex w16sdtdh w16sdtfl w16du">
   <w:docDefaults>
     <w:rPrDefault>
       <w:rPr>
-        <w:rFonts w:ascii="Arial" w:cs="Arial" w:eastAsia="Arial" w:hAnsi="Arial"/>
+        <w:rFonts w:ascii="Arial" w:eastAsia="Arial" w:hAnsi="Arial" w:cs="Arial"/>
         <w:sz w:val="22"/>
         <w:szCs w:val="22"/>
-        <w:lang w:val="en"/>
+        <w:lang w:val="en" w:eastAsia="en-US" w:bidi="ar-SA"/>
       </w:rPr>
     </w:rPrDefault>
     <w:pPrDefault>
@@ -809,29 +548,399 @@
       </w:pPr>
     </w:pPrDefault>
   </w:docDefaults>
-  <w:style w:type="table" w:styleId="TableNormal" w:default="1">
-    <w:name w:val="TableNormal"/>
-    <w:tblPr>
-      <w:tblCellMar>
-        <w:top w:w="100.0" w:type="dxa"/>
-        <w:left w:w="100.0" w:type="dxa"/>
-        <w:bottom w:w="100.0" w:type="dxa"/>
-        <w:right w:w="100.0" w:type="dxa"/>
-      </w:tblCellMar>
-    </w:tblPr>
-  </w:style>
-  <w:style w:type="paragraph" w:styleId="Normal" w:default="1">
-    <w:name w:val="normal"/>
+  <w:latentStyles w:defLockedState="0" w:defUIPriority="99" w:defSemiHidden="0" w:defUnhideWhenUsed="0" w:defQFormat="0" w:count="376">
+    <w:lsdException w:name="Normal" w:uiPriority="0" w:qFormat="1"/>
+    <w:lsdException w:name="heading 1" w:uiPriority="9" w:qFormat="1"/>
+    <w:lsdException w:name="heading 2" w:semiHidden="1" w:uiPriority="9" w:unhideWhenUsed="1" w:qFormat="1"/>
+    <w:lsdException w:name="heading 3" w:semiHidden="1" w:uiPriority="9" w:unhideWhenUsed="1" w:qFormat="1"/>
+    <w:lsdException w:name="heading 4" w:semiHidden="1" w:uiPriority="9" w:unhideWhenUsed="1" w:qFormat="1"/>
+    <w:lsdException w:name="heading 5" w:semiHidden="1" w:uiPriority="9" w:unhideWhenUsed="1" w:qFormat="1"/>
+    <w:lsdException w:name="heading 6" w:semiHidden="1" w:uiPriority="9" w:unhideWhenUsed="1" w:qFormat="1"/>
+    <w:lsdException w:name="heading 7" w:semiHidden="1" w:uiPriority="9" w:unhideWhenUsed="1" w:qFormat="1"/>
+    <w:lsdException w:name="heading 8" w:semiHidden="1" w:uiPriority="9" w:unhideWhenUsed="1" w:qFormat="1"/>
+    <w:lsdException w:name="heading 9" w:semiHidden="1" w:uiPriority="9" w:unhideWhenUsed="1" w:qFormat="1"/>
+    <w:lsdException w:name="index 1" w:semiHidden="1" w:unhideWhenUsed="1"/>
+    <w:lsdException w:name="index 2" w:semiHidden="1" w:unhideWhenUsed="1"/>
+    <w:lsdException w:name="index 3" w:semiHidden="1" w:unhideWhenUsed="1"/>
+    <w:lsdException w:name="index 4" w:semiHidden="1" w:unhideWhenUsed="1"/>
+    <w:lsdException w:name="index 5" w:semiHidden="1" w:unhideWhenUsed="1"/>
+    <w:lsdException w:name="index 6" w:semiHidden="1" w:unhideWhenUsed="1"/>
+    <w:lsdException w:name="index 7" w:semiHidden="1" w:unhideWhenUsed="1"/>
+    <w:lsdException w:name="index 8" w:semiHidden="1" w:unhideWhenUsed="1"/>
+    <w:lsdException w:name="index 9" w:semiHidden="1" w:unhideWhenUsed="1"/>
+    <w:lsdException w:name="toc 1" w:semiHidden="1" w:uiPriority="39" w:unhideWhenUsed="1"/>
+    <w:lsdException w:name="toc 2" w:semiHidden="1" w:uiPriority="39" w:unhideWhenUsed="1"/>
+    <w:lsdException w:name="toc 3" w:semiHidden="1" w:uiPriority="39" w:unhideWhenUsed="1"/>
+    <w:lsdException w:name="toc 4" w:semiHidden="1" w:uiPriority="39" w:unhideWhenUsed="1"/>
+    <w:lsdException w:name="toc 5" w:semiHidden="1" w:uiPriority="39" w:unhideWhenUsed="1"/>
+    <w:lsdException w:name="toc 6" w:semiHidden="1" w:uiPriority="39" w:unhideWhenUsed="1"/>
+    <w:lsdException w:name="toc 7" w:semiHidden="1" w:uiPriority="39" w:unhideWhenUsed="1"/>
+    <w:lsdException w:name="toc 8" w:semiHidden="1" w:uiPriority="39" w:unhideWhenUsed="1"/>
+    <w:lsdException w:name="toc 9" w:semiHidden="1" w:uiPriority="39" w:unhideWhenUsed="1"/>
+    <w:lsdException w:name="Normal Indent" w:semiHidden="1" w:unhideWhenUsed="1"/>
+    <w:lsdException w:name="footnote text" w:semiHidden="1" w:unhideWhenUsed="1"/>
+    <w:lsdException w:name="annotation text" w:semiHidden="1" w:unhideWhenUsed="1"/>
+    <w:lsdException w:name="header" w:semiHidden="1" w:unhideWhenUsed="1"/>
+    <w:lsdException w:name="footer" w:semiHidden="1" w:unhideWhenUsed="1"/>
+    <w:lsdException w:name="index heading" w:semiHidden="1" w:unhideWhenUsed="1"/>
+    <w:lsdException w:name="caption" w:semiHidden="1" w:uiPriority="35" w:unhideWhenUsed="1" w:qFormat="1"/>
+    <w:lsdException w:name="table of figures" w:semiHidden="1" w:unhideWhenUsed="1"/>
+    <w:lsdException w:name="envelope address" w:semiHidden="1" w:unhideWhenUsed="1"/>
+    <w:lsdException w:name="envelope return" w:semiHidden="1" w:unhideWhenUsed="1"/>
+    <w:lsdException w:name="footnote reference" w:semiHidden="1" w:unhideWhenUsed="1"/>
+    <w:lsdException w:name="annotation reference" w:semiHidden="1" w:unhideWhenUsed="1"/>
+    <w:lsdException w:name="line number" w:semiHidden="1" w:unhideWhenUsed="1"/>
+    <w:lsdException w:name="page number" w:semiHidden="1" w:unhideWhenUsed="1"/>
+    <w:lsdException w:name="endnote reference" w:semiHidden="1" w:unhideWhenUsed="1"/>
+    <w:lsdException w:name="endnote text" w:semiHidden="1" w:unhideWhenUsed="1"/>
+    <w:lsdException w:name="table of authorities" w:semiHidden="1" w:unhideWhenUsed="1"/>
+    <w:lsdException w:name="macro" w:semiHidden="1" w:unhideWhenUsed="1"/>
+    <w:lsdException w:name="toa heading" w:semiHidden="1" w:unhideWhenUsed="1"/>
+    <w:lsdException w:name="List" w:semiHidden="1" w:unhideWhenUsed="1"/>
+    <w:lsdException w:name="List Bullet" w:semiHidden="1" w:unhideWhenUsed="1"/>
+    <w:lsdException w:name="List Number" w:semiHidden="1" w:unhideWhenUsed="1"/>
+    <w:lsdException w:name="List 2" w:semiHidden="1" w:unhideWhenUsed="1"/>
+    <w:lsdException w:name="List 3" w:semiHidden="1" w:unhideWhenUsed="1"/>
+    <w:lsdException w:name="List 4" w:semiHidden="1" w:unhideWhenUsed="1"/>
+    <w:lsdException w:name="List 5" w:semiHidden="1" w:unhideWhenUsed="1"/>
+    <w:lsdException w:name="List Bullet 2" w:semiHidden="1" w:unhideWhenUsed="1"/>
+    <w:lsdException w:name="List Bullet 3" w:semiHidden="1" w:unhideWhenUsed="1"/>
+    <w:lsdException w:name="List Bullet 4" w:semiHidden="1" w:unhideWhenUsed="1"/>
+    <w:lsdException w:name="List Bullet 5" w:semiHidden="1" w:unhideWhenUsed="1"/>
+    <w:lsdException w:name="List Number 2" w:semiHidden="1" w:unhideWhenUsed="1"/>
+    <w:lsdException w:name="List Number 3" w:semiHidden="1" w:unhideWhenUsed="1"/>
+    <w:lsdException w:name="List Number 4" w:semiHidden="1" w:unhideWhenUsed="1"/>
+    <w:lsdException w:name="List Number 5" w:semiHidden="1" w:unhideWhenUsed="1"/>
+    <w:lsdException w:name="Title" w:uiPriority="10" w:qFormat="1"/>
+    <w:lsdException w:name="Closing" w:semiHidden="1" w:unhideWhenUsed="1"/>
+    <w:lsdException w:name="Signature" w:semiHidden="1" w:unhideWhenUsed="1"/>
+    <w:lsdException w:name="Default Paragraph Font" w:semiHidden="1" w:uiPriority="1" w:unhideWhenUsed="1"/>
+    <w:lsdException w:name="Body Text" w:semiHidden="1" w:unhideWhenUsed="1"/>
+    <w:lsdException w:name="Body Text Indent" w:semiHidden="1" w:unhideWhenUsed="1"/>
+    <w:lsdException w:name="List Continue" w:semiHidden="1" w:unhideWhenUsed="1"/>
+    <w:lsdException w:name="List Continue 2" w:semiHidden="1" w:unhideWhenUsed="1"/>
+    <w:lsdException w:name="List Continue 3" w:semiHidden="1" w:unhideWhenUsed="1"/>
+    <w:lsdException w:name="List Continue 4" w:semiHidden="1" w:unhideWhenUsed="1"/>
+    <w:lsdException w:name="List Continue 5" w:semiHidden="1" w:unhideWhenUsed="1"/>
+    <w:lsdException w:name="Message Header" w:semiHidden="1" w:unhideWhenUsed="1"/>
+    <w:lsdException w:name="Subtitle" w:uiPriority="11" w:qFormat="1"/>
+    <w:lsdException w:name="Salutation" w:semiHidden="1" w:unhideWhenUsed="1"/>
+    <w:lsdException w:name="Date" w:semiHidden="1" w:unhideWhenUsed="1"/>
+    <w:lsdException w:name="Body Text First Indent" w:semiHidden="1" w:unhideWhenUsed="1"/>
+    <w:lsdException w:name="Body Text First Indent 2" w:semiHidden="1" w:unhideWhenUsed="1"/>
+    <w:lsdException w:name="Note Heading" w:semiHidden="1" w:unhideWhenUsed="1"/>
+    <w:lsdException w:name="Body Text 2" w:semiHidden="1" w:unhideWhenUsed="1"/>
+    <w:lsdException w:name="Body Text 3" w:semiHidden="1" w:unhideWhenUsed="1"/>
+    <w:lsdException w:name="Body Text Indent 2" w:semiHidden="1" w:unhideWhenUsed="1"/>
+    <w:lsdException w:name="Body Text Indent 3" w:semiHidden="1" w:unhideWhenUsed="1"/>
+    <w:lsdException w:name="Block Text" w:semiHidden="1" w:unhideWhenUsed="1"/>
+    <w:lsdException w:name="Hyperlink" w:semiHidden="1" w:unhideWhenUsed="1"/>
+    <w:lsdException w:name="FollowedHyperlink" w:semiHidden="1" w:unhideWhenUsed="1"/>
+    <w:lsdException w:name="Strong" w:uiPriority="22" w:qFormat="1"/>
+    <w:lsdException w:name="Emphasis" w:uiPriority="20" w:qFormat="1"/>
+    <w:lsdException w:name="Document Map" w:semiHidden="1" w:unhideWhenUsed="1"/>
+    <w:lsdException w:name="Plain Text" w:semiHidden="1" w:unhideWhenUsed="1"/>
+    <w:lsdException w:name="E-mail Signature" w:semiHidden="1" w:unhideWhenUsed="1"/>
+    <w:lsdException w:name="HTML Top of Form" w:semiHidden="1" w:unhideWhenUsed="1"/>
+    <w:lsdException w:name="HTML Bottom of Form" w:semiHidden="1" w:unhideWhenUsed="1"/>
+    <w:lsdException w:name="Normal (Web)" w:semiHidden="1" w:unhideWhenUsed="1"/>
+    <w:lsdException w:name="HTML Acronym" w:semiHidden="1" w:unhideWhenUsed="1"/>
+    <w:lsdException w:name="HTML Address" w:semiHidden="1" w:unhideWhenUsed="1"/>
+    <w:lsdException w:name="HTML Cite" w:semiHidden="1" w:unhideWhenUsed="1"/>
+    <w:lsdException w:name="HTML Code" w:semiHidden="1" w:unhideWhenUsed="1"/>
+    <w:lsdException w:name="HTML Definition" w:semiHidden="1" w:unhideWhenUsed="1"/>
+    <w:lsdException w:name="HTML Keyboard" w:semiHidden="1" w:unhideWhenUsed="1"/>
+    <w:lsdException w:name="HTML Preformatted" w:semiHidden="1" w:unhideWhenUsed="1"/>
+    <w:lsdException w:name="HTML Sample" w:semiHidden="1" w:unhideWhenUsed="1"/>
+    <w:lsdException w:name="HTML Typewriter" w:semiHidden="1" w:unhideWhenUsed="1"/>
+    <w:lsdException w:name="HTML Variable" w:semiHidden="1" w:unhideWhenUsed="1"/>
+    <w:lsdException w:name="Normal Table" w:semiHidden="1" w:unhideWhenUsed="1"/>
+    <w:lsdException w:name="annotation subject" w:semiHidden="1" w:unhideWhenUsed="1"/>
+    <w:lsdException w:name="No List" w:semiHidden="1" w:unhideWhenUsed="1"/>
+    <w:lsdException w:name="Outline List 1" w:semiHidden="1" w:unhideWhenUsed="1"/>
+    <w:lsdException w:name="Outline List 2" w:semiHidden="1" w:unhideWhenUsed="1"/>
+    <w:lsdException w:name="Outline List 3" w:semiHidden="1" w:unhideWhenUsed="1"/>
+    <w:lsdException w:name="Table Simple 1" w:semiHidden="1" w:unhideWhenUsed="1"/>
+    <w:lsdException w:name="Table Simple 2" w:semiHidden="1" w:unhideWhenUsed="1"/>
+    <w:lsdException w:name="Table Simple 3" w:semiHidden="1" w:unhideWhenUsed="1"/>
+    <w:lsdException w:name="Table Classic 1" w:semiHidden="1" w:unhideWhenUsed="1"/>
+    <w:lsdException w:name="Table Classic 2" w:semiHidden="1" w:unhideWhenUsed="1"/>
+    <w:lsdException w:name="Table Classic 3" w:semiHidden="1" w:unhideWhenUsed="1"/>
+    <w:lsdException w:name="Table Classic 4" w:semiHidden="1" w:unhideWhenUsed="1"/>
+    <w:lsdException w:name="Table Colorful 1" w:semiHidden="1" w:unhideWhenUsed="1"/>
+    <w:lsdException w:name="Table Colorful 2" w:semiHidden="1" w:unhideWhenUsed="1"/>
+    <w:lsdException w:name="Table Colorful 3" w:semiHidden="1" w:unhideWhenUsed="1"/>
+    <w:lsdException w:name="Table Columns 1" w:semiHidden="1" w:unhideWhenUsed="1"/>
+    <w:lsdException w:name="Table Columns 2" w:semiHidden="1" w:unhideWhenUsed="1"/>
+    <w:lsdException w:name="Table Columns 3" w:semiHidden="1" w:unhideWhenUsed="1"/>
+    <w:lsdException w:name="Table Columns 4" w:semiHidden="1" w:unhideWhenUsed="1"/>
+    <w:lsdException w:name="Table Columns 5" w:semiHidden="1" w:unhideWhenUsed="1"/>
+    <w:lsdException w:name="Table Grid 1" w:semiHidden="1" w:unhideWhenUsed="1"/>
+    <w:lsdException w:name="Table Grid 2" w:semiHidden="1" w:unhideWhenUsed="1"/>
+    <w:lsdException w:name="Table Grid 3" w:semiHidden="1" w:unhideWhenUsed="1"/>
+    <w:lsdException w:name="Table Grid 4" w:semiHidden="1" w:unhideWhenUsed="1"/>
+    <w:lsdException w:name="Table Grid 5" w:semiHidden="1" w:unhideWhenUsed="1"/>
+    <w:lsdException w:name="Table Grid 6" w:semiHidden="1" w:unhideWhenUsed="1"/>
+    <w:lsdException w:name="Table Grid 7" w:semiHidden="1" w:unhideWhenUsed="1"/>
+    <w:lsdException w:name="Table Grid 8" w:semiHidden="1" w:unhideWhenUsed="1"/>
+    <w:lsdException w:name="Table List 1" w:semiHidden="1" w:unhideWhenUsed="1"/>
+    <w:lsdException w:name="Table List 2" w:semiHidden="1" w:unhideWhenUsed="1"/>
+    <w:lsdException w:name="Table List 3" w:semiHidden="1" w:unhideWhenUsed="1"/>
+    <w:lsdException w:name="Table List 4" w:semiHidden="1" w:unhideWhenUsed="1"/>
+    <w:lsdException w:name="Table List 5" w:semiHidden="1" w:unhideWhenUsed="1"/>
+    <w:lsdException w:name="Table List 6" w:semiHidden="1" w:unhideWhenUsed="1"/>
+    <w:lsdException w:name="Table List 7" w:semiHidden="1" w:unhideWhenUsed="1"/>
+    <w:lsdException w:name="Table List 8" w:semiHidden="1" w:unhideWhenUsed="1"/>
+    <w:lsdException w:name="Table 3D effects 1" w:semiHidden="1" w:unhideWhenUsed="1"/>
+    <w:lsdException w:name="Table 3D effects 2" w:semiHidden="1" w:unhideWhenUsed="1"/>
+    <w:lsdException w:name="Table 3D effects 3" w:semiHidden="1" w:unhideWhenUsed="1"/>
+    <w:lsdException w:name="Table Contemporary" w:semiHidden="1" w:unhideWhenUsed="1"/>
+    <w:lsdException w:name="Table Elegant" w:semiHidden="1" w:unhideWhenUsed="1"/>
+    <w:lsdException w:name="Table Professional" w:semiHidden="1" w:unhideWhenUsed="1"/>
+    <w:lsdException w:name="Table Subtle 1" w:semiHidden="1" w:unhideWhenUsed="1"/>
+    <w:lsdException w:name="Table Subtle 2" w:semiHidden="1" w:unhideWhenUsed="1"/>
+    <w:lsdException w:name="Table Web 1" w:semiHidden="1" w:unhideWhenUsed="1"/>
+    <w:lsdException w:name="Table Web 2" w:semiHidden="1" w:unhideWhenUsed="1"/>
+    <w:lsdException w:name="Table Web 3" w:semiHidden="1" w:unhideWhenUsed="1"/>
+    <w:lsdException w:name="Balloon Text" w:semiHidden="1" w:unhideWhenUsed="1"/>
+    <w:lsdException w:name="Table Grid" w:uiPriority="39"/>
+    <w:lsdException w:name="Table Theme" w:semiHidden="1" w:unhideWhenUsed="1"/>
+    <w:lsdException w:name="Placeholder Text" w:semiHidden="1"/>
+    <w:lsdException w:name="No Spacing" w:uiPriority="1" w:qFormat="1"/>
+    <w:lsdException w:name="Light Shading" w:uiPriority="60"/>
+    <w:lsdException w:name="Light List" w:uiPriority="61"/>
+    <w:lsdException w:name="Light Grid" w:uiPriority="62"/>
+    <w:lsdException w:name="Medium Shading 1" w:uiPriority="63"/>
+    <w:lsdException w:name="Medium Shading 2" w:uiPriority="64"/>
+    <w:lsdException w:name="Medium List 1" w:uiPriority="65"/>
+    <w:lsdException w:name="Medium List 2" w:uiPriority="66"/>
+    <w:lsdException w:name="Medium Grid 1" w:uiPriority="67"/>
+    <w:lsdException w:name="Medium Grid 2" w:uiPriority="68"/>
+    <w:lsdException w:name="Medium Grid 3" w:uiPriority="69"/>
+    <w:lsdException w:name="Dark List" w:uiPriority="70"/>
+    <w:lsdException w:name="Colorful Shading" w:uiPriority="71"/>
+    <w:lsdException w:name="Colorful List" w:uiPriority="72"/>
+    <w:lsdException w:name="Colorful Grid" w:uiPriority="73"/>
+    <w:lsdException w:name="Light Shading Accent 1" w:uiPriority="60"/>
+    <w:lsdException w:name="Light List Accent 1" w:uiPriority="61"/>
+    <w:lsdException w:name="Light Grid Accent 1" w:uiPriority="62"/>
+    <w:lsdException w:name="Medium Shading 1 Accent 1" w:uiPriority="63"/>
+    <w:lsdException w:name="Medium Shading 2 Accent 1" w:uiPriority="64"/>
+    <w:lsdException w:name="Medium List 1 Accent 1" w:uiPriority="65"/>
+    <w:lsdException w:name="Revision" w:semiHidden="1"/>
+    <w:lsdException w:name="List Paragraph" w:uiPriority="34" w:qFormat="1"/>
+    <w:lsdException w:name="Quote" w:uiPriority="29" w:qFormat="1"/>
+    <w:lsdException w:name="Intense Quote" w:uiPriority="30" w:qFormat="1"/>
+    <w:lsdException w:name="Medium List 2 Accent 1" w:uiPriority="66"/>
+    <w:lsdException w:name="Medium Grid 1 Accent 1" w:uiPriority="67"/>
+    <w:lsdException w:name="Medium Grid 2 Accent 1" w:uiPriority="68"/>
+    <w:lsdException w:name="Medium Grid 3 Accent 1" w:uiPriority="69"/>
+    <w:lsdException w:name="Dark List Accent 1" w:uiPriority="70"/>
+    <w:lsdException w:name="Colorful Shading Accent 1" w:uiPriority="71"/>
+    <w:lsdException w:name="Colorful List Accent 1" w:uiPriority="72"/>
+    <w:lsdException w:name="Colorful Grid Accent 1" w:uiPriority="73"/>
+    <w:lsdException w:name="Light Shading Accent 2" w:uiPriority="60"/>
+    <w:lsdException w:name="Light List Accent 2" w:uiPriority="61"/>
+    <w:lsdException w:name="Light Grid Accent 2" w:uiPriority="62"/>
+    <w:lsdException w:name="Medium Shading 1 Accent 2" w:uiPriority="63"/>
+    <w:lsdException w:name="Medium Shading 2 Accent 2" w:uiPriority="64"/>
+    <w:lsdException w:name="Medium List 1 Accent 2" w:uiPriority="65"/>
+    <w:lsdException w:name="Medium List 2 Accent 2" w:uiPriority="66"/>
+    <w:lsdException w:name="Medium Grid 1 Accent 2" w:uiPriority="67"/>
+    <w:lsdException w:name="Medium Grid 2 Accent 2" w:uiPriority="68"/>
+    <w:lsdException w:name="Medium Grid 3 Accent 2" w:uiPriority="69"/>
+    <w:lsdException w:name="Dark List Accent 2" w:uiPriority="70"/>
+    <w:lsdException w:name="Colorful Shading Accent 2" w:uiPriority="71"/>
+    <w:lsdException w:name="Colorful List Accent 2" w:uiPriority="72"/>
+    <w:lsdException w:name="Colorful Grid Accent 2" w:uiPriority="73"/>
+    <w:lsdException w:name="Light Shading Accent 3" w:uiPriority="60"/>
+    <w:lsdException w:name="Light List Accent 3" w:uiPriority="61"/>
+    <w:lsdException w:name="Light Grid Accent 3" w:uiPriority="62"/>
+    <w:lsdException w:name="Medium Shading 1 Accent 3" w:uiPriority="63"/>
+    <w:lsdException w:name="Medium Shading 2 Accent 3" w:uiPriority="64"/>
+    <w:lsdException w:name="Medium List 1 Accent 3" w:uiPriority="65"/>
+    <w:lsdException w:name="Medium List 2 Accent 3" w:uiPriority="66"/>
+    <w:lsdException w:name="Medium Grid 1 Accent 3" w:uiPriority="67"/>
+    <w:lsdException w:name="Medium Grid 2 Accent 3" w:uiPriority="68"/>
+    <w:lsdException w:name="Medium Grid 3 Accent 3" w:uiPriority="69"/>
+    <w:lsdException w:name="Dark List Accent 3" w:uiPriority="70"/>
+    <w:lsdException w:name="Colorful Shading Accent 3" w:uiPriority="71"/>
+    <w:lsdException w:name="Colorful List Accent 3" w:uiPriority="72"/>
+    <w:lsdException w:name="Colorful Grid Accent 3" w:uiPriority="73"/>
+    <w:lsdException w:name="Light Shading Accent 4" w:uiPriority="60"/>
+    <w:lsdException w:name="Light List Accent 4" w:uiPriority="61"/>
+    <w:lsdException w:name="Light Grid Accent 4" w:uiPriority="62"/>
+    <w:lsdException w:name="Medium Shading 1 Accent 4" w:uiPriority="63"/>
+    <w:lsdException w:name="Medium Shading 2 Accent 4" w:uiPriority="64"/>
+    <w:lsdException w:name="Medium List 1 Accent 4" w:uiPriority="65"/>
+    <w:lsdException w:name="Medium List 2 Accent 4" w:uiPriority="66"/>
+    <w:lsdException w:name="Medium Grid 1 Accent 4" w:uiPriority="67"/>
+    <w:lsdException w:name="Medium Grid 2 Accent 4" w:uiPriority="68"/>
+    <w:lsdException w:name="Medium Grid 3 Accent 4" w:uiPriority="69"/>
+    <w:lsdException w:name="Dark List Accent 4" w:uiPriority="70"/>
+    <w:lsdException w:name="Colorful Shading Accent 4" w:uiPriority="71"/>
+    <w:lsdException w:name="Colorful List Accent 4" w:uiPriority="72"/>
+    <w:lsdException w:name="Colorful Grid Accent 4" w:uiPriority="73"/>
+    <w:lsdException w:name="Light Shading Accent 5" w:uiPriority="60"/>
+    <w:lsdException w:name="Light List Accent 5" w:uiPriority="61"/>
+    <w:lsdException w:name="Light Grid Accent 5" w:uiPriority="62"/>
+    <w:lsdException w:name="Medium Shading 1 Accent 5" w:uiPriority="63"/>
+    <w:lsdException w:name="Medium Shading 2 Accent 5" w:uiPriority="64"/>
+    <w:lsdException w:name="Medium List 1 Accent 5" w:uiPriority="65"/>
+    <w:lsdException w:name="Medium List 2 Accent 5" w:uiPriority="66"/>
+    <w:lsdException w:name="Medium Grid 1 Accent 5" w:uiPriority="67"/>
+    <w:lsdException w:name="Medium Grid 2 Accent 5" w:uiPriority="68"/>
+    <w:lsdException w:name="Medium Grid 3 Accent 5" w:uiPriority="69"/>
+    <w:lsdException w:name="Dark List Accent 5" w:uiPriority="70"/>
+    <w:lsdException w:name="Colorful Shading Accent 5" w:uiPriority="71"/>
+    <w:lsdException w:name="Colorful List Accent 5" w:uiPriority="72"/>
+    <w:lsdException w:name="Colorful Grid Accent 5" w:uiPriority="73"/>
+    <w:lsdException w:name="Light Shading Accent 6" w:uiPriority="60"/>
+    <w:lsdException w:name="Light List Accent 6" w:uiPriority="61"/>
+    <w:lsdException w:name="Light Grid Accent 6" w:uiPriority="62"/>
+    <w:lsdException w:name="Medium Shading 1 Accent 6" w:uiPriority="63"/>
+    <w:lsdException w:name="Medium Shading 2 Accent 6" w:uiPriority="64"/>
+    <w:lsdException w:name="Medium List 1 Accent 6" w:uiPriority="65"/>
+    <w:lsdException w:name="Medium List 2 Accent 6" w:uiPriority="66"/>
+    <w:lsdException w:name="Medium Grid 1 Accent 6" w:uiPriority="67"/>
+    <w:lsdException w:name="Medium Grid 2 Accent 6" w:uiPriority="68"/>
+    <w:lsdException w:name="Medium Grid 3 Accent 6" w:uiPriority="69"/>
+    <w:lsdException w:name="Dark List Accent 6" w:uiPriority="70"/>
+    <w:lsdException w:name="Colorful Shading Accent 6" w:uiPriority="71"/>
+    <w:lsdException w:name="Colorful List Accent 6" w:uiPriority="72"/>
+    <w:lsdException w:name="Colorful Grid Accent 6" w:uiPriority="73"/>
+    <w:lsdException w:name="Subtle Emphasis" w:uiPriority="19" w:qFormat="1"/>
+    <w:lsdException w:name="Intense Emphasis" w:uiPriority="21" w:qFormat="1"/>
+    <w:lsdException w:name="Subtle Reference" w:uiPriority="31" w:qFormat="1"/>
+    <w:lsdException w:name="Intense Reference" w:uiPriority="32" w:qFormat="1"/>
+    <w:lsdException w:name="Book Title" w:uiPriority="33" w:qFormat="1"/>
+    <w:lsdException w:name="Bibliography" w:semiHidden="1" w:uiPriority="37" w:unhideWhenUsed="1"/>
+    <w:lsdException w:name="TOC Heading" w:semiHidden="1" w:uiPriority="39" w:unhideWhenUsed="1" w:qFormat="1"/>
+    <w:lsdException w:name="Plain Table 1" w:uiPriority="41"/>
+    <w:lsdException w:name="Plain Table 2" w:uiPriority="42"/>
+    <w:lsdException w:name="Plain Table 3" w:uiPriority="43"/>
+    <w:lsdException w:name="Plain Table 4" w:uiPriority="44"/>
+    <w:lsdException w:name="Plain Table 5" w:uiPriority="45"/>
+    <w:lsdException w:name="Grid Table Light" w:uiPriority="40"/>
+    <w:lsdException w:name="Grid Table 1 Light" w:uiPriority="46"/>
+    <w:lsdException w:name="Grid Table 2" w:uiPriority="47"/>
+    <w:lsdException w:name="Grid Table 3" w:uiPriority="48"/>
+    <w:lsdException w:name="Grid Table 4" w:uiPriority="49"/>
+    <w:lsdException w:name="Grid Table 5 Dark" w:uiPriority="50"/>
+    <w:lsdException w:name="Grid Table 6 Colorful" w:uiPriority="51"/>
+    <w:lsdException w:name="Grid Table 7 Colorful" w:uiPriority="52"/>
+    <w:lsdException w:name="Grid Table 1 Light Accent 1" w:uiPriority="46"/>
+    <w:lsdException w:name="Grid Table 2 Accent 1" w:uiPriority="47"/>
+    <w:lsdException w:name="Grid Table 3 Accent 1" w:uiPriority="48"/>
+    <w:lsdException w:name="Grid Table 4 Accent 1" w:uiPriority="49"/>
+    <w:lsdException w:name="Grid Table 5 Dark Accent 1" w:uiPriority="50"/>
+    <w:lsdException w:name="Grid Table 6 Colorful Accent 1" w:uiPriority="51"/>
+    <w:lsdException w:name="Grid Table 7 Colorful Accent 1" w:uiPriority="52"/>
+    <w:lsdException w:name="Grid Table 1 Light Accent 2" w:uiPriority="46"/>
+    <w:lsdException w:name="Grid Table 2 Accent 2" w:uiPriority="47"/>
+    <w:lsdException w:name="Grid Table 3 Accent 2" w:uiPriority="48"/>
+    <w:lsdException w:name="Grid Table 4 Accent 2" w:uiPriority="49"/>
+    <w:lsdException w:name="Grid Table 5 Dark Accent 2" w:uiPriority="50"/>
+    <w:lsdException w:name="Grid Table 6 Colorful Accent 2" w:uiPriority="51"/>
+    <w:lsdException w:name="Grid Table 7 Colorful Accent 2" w:uiPriority="52"/>
+    <w:lsdException w:name="Grid Table 1 Light Accent 3" w:uiPriority="46"/>
+    <w:lsdException w:name="Grid Table 2 Accent 3" w:uiPriority="47"/>
+    <w:lsdException w:name="Grid Table 3 Accent 3" w:uiPriority="48"/>
+    <w:lsdException w:name="Grid Table 4 Accent 3" w:uiPriority="49"/>
+    <w:lsdException w:name="Grid Table 5 Dark Accent 3" w:uiPriority="50"/>
+    <w:lsdException w:name="Grid Table 6 Colorful Accent 3" w:uiPriority="51"/>
+    <w:lsdException w:name="Grid Table 7 Colorful Accent 3" w:uiPriority="52"/>
+    <w:lsdException w:name="Grid Table 1 Light Accent 4" w:uiPriority="46"/>
+    <w:lsdException w:name="Grid Table 2 Accent 4" w:uiPriority="47"/>
+    <w:lsdException w:name="Grid Table 3 Accent 4" w:uiPriority="48"/>
+    <w:lsdException w:name="Grid Table 4 Accent 4" w:uiPriority="49"/>
+    <w:lsdException w:name="Grid Table 5 Dark Accent 4" w:uiPriority="50"/>
+    <w:lsdException w:name="Grid Table 6 Colorful Accent 4" w:uiPriority="51"/>
+    <w:lsdException w:name="Grid Table 7 Colorful Accent 4" w:uiPriority="52"/>
+    <w:lsdException w:name="Grid Table 1 Light Accent 5" w:uiPriority="46"/>
+    <w:lsdException w:name="Grid Table 2 Accent 5" w:uiPriority="47"/>
+    <w:lsdException w:name="Grid Table 3 Accent 5" w:uiPriority="48"/>
+    <w:lsdException w:name="Grid Table 4 Accent 5" w:uiPriority="49"/>
+    <w:lsdException w:name="Grid Table 5 Dark Accent 5" w:uiPriority="50"/>
+    <w:lsdException w:name="Grid Table 6 Colorful Accent 5" w:uiPriority="51"/>
+    <w:lsdException w:name="Grid Table 7 Colorful Accent 5" w:uiPriority="52"/>
+    <w:lsdException w:name="Grid Table 1 Light Accent 6" w:uiPriority="46"/>
+    <w:lsdException w:name="Grid Table 2 Accent 6" w:uiPriority="47"/>
+    <w:lsdException w:name="Grid Table 3 Accent 6" w:uiPriority="48"/>
+    <w:lsdException w:name="Grid Table 4 Accent 6" w:uiPriority="49"/>
+    <w:lsdException w:name="Grid Table 5 Dark Accent 6" w:uiPriority="50"/>
+    <w:lsdException w:name="Grid Table 6 Colorful Accent 6" w:uiPriority="51"/>
+    <w:lsdException w:name="Grid Table 7 Colorful Accent 6" w:uiPriority="52"/>
+    <w:lsdException w:name="List Table 1 Light" w:uiPriority="46"/>
+    <w:lsdException w:name="List Table 2" w:uiPriority="47"/>
+    <w:lsdException w:name="List Table 3" w:uiPriority="48"/>
+    <w:lsdException w:name="List Table 4" w:uiPriority="49"/>
+    <w:lsdException w:name="List Table 5 Dark" w:uiPriority="50"/>
+    <w:lsdException w:name="List Table 6 Colorful" w:uiPriority="51"/>
+    <w:lsdException w:name="List Table 7 Colorful" w:uiPriority="52"/>
+    <w:lsdException w:name="List Table 1 Light Accent 1" w:uiPriority="46"/>
+    <w:lsdException w:name="List Table 2 Accent 1" w:uiPriority="47"/>
+    <w:lsdException w:name="List Table 3 Accent 1" w:uiPriority="48"/>
+    <w:lsdException w:name="List Table 4 Accent 1" w:uiPriority="49"/>
+    <w:lsdException w:name="List Table 5 Dark Accent 1" w:uiPriority="50"/>
+    <w:lsdException w:name="List Table 6 Colorful Accent 1" w:uiPriority="51"/>
+    <w:lsdException w:name="List Table 7 Colorful Accent 1" w:uiPriority="52"/>
+    <w:lsdException w:name="List Table 1 Light Accent 2" w:uiPriority="46"/>
+    <w:lsdException w:name="List Table 2 Accent 2" w:uiPriority="47"/>
+    <w:lsdException w:name="List Table 3 Accent 2" w:uiPriority="48"/>
+    <w:lsdException w:name="List Table 4 Accent 2" w:uiPriority="49"/>
+    <w:lsdException w:name="List Table 5 Dark Accent 2" w:uiPriority="50"/>
+    <w:lsdException w:name="List Table 6 Colorful Accent 2" w:uiPriority="51"/>
+    <w:lsdException w:name="List Table 7 Colorful Accent 2" w:uiPriority="52"/>
+    <w:lsdException w:name="List Table 1 Light Accent 3" w:uiPriority="46"/>
+    <w:lsdException w:name="List Table 2 Accent 3" w:uiPriority="47"/>
+    <w:lsdException w:name="List Table 3 Accent 3" w:uiPriority="48"/>
+    <w:lsdException w:name="List Table 4 Accent 3" w:uiPriority="49"/>
+    <w:lsdException w:name="List Table 5 Dark Accent 3" w:uiPriority="50"/>
+    <w:lsdException w:name="List Table 6 Colorful Accent 3" w:uiPriority="51"/>
+    <w:lsdException w:name="List Table 7 Colorful Accent 3" w:uiPriority="52"/>
+    <w:lsdException w:name="List Table 1 Light Accent 4" w:uiPriority="46"/>
+    <w:lsdException w:name="List Table 2 Accent 4" w:uiPriority="47"/>
+    <w:lsdException w:name="List Table 3 Accent 4" w:uiPriority="48"/>
+    <w:lsdException w:name="List Table 4 Accent 4" w:uiPriority="49"/>
+    <w:lsdException w:name="List Table 5 Dark Accent 4" w:uiPriority="50"/>
+    <w:lsdException w:name="List Table 6 Colorful Accent 4" w:uiPriority="51"/>
+    <w:lsdException w:name="List Table 7 Colorful Accent 4" w:uiPriority="52"/>
+    <w:lsdException w:name="List Table 1 Light Accent 5" w:uiPriority="46"/>
+    <w:lsdException w:name="List Table 2 Accent 5" w:uiPriority="47"/>
+    <w:lsdException w:name="List Table 3 Accent 5" w:uiPriority="48"/>
+    <w:lsdException w:name="List Table 4 Accent 5" w:uiPriority="49"/>
+    <w:lsdException w:name="List Table 5 Dark Accent 5" w:uiPriority="50"/>
+    <w:lsdException w:name="List Table 6 Colorful Accent 5" w:uiPriority="51"/>
+    <w:lsdException w:name="List Table 7 Colorful Accent 5" w:uiPriority="52"/>
+    <w:lsdException w:name="List Table 1 Light Accent 6" w:uiPriority="46"/>
+    <w:lsdException w:name="List Table 2 Accent 6" w:uiPriority="47"/>
+    <w:lsdException w:name="List Table 3 Accent 6" w:uiPriority="48"/>
+    <w:lsdException w:name="List Table 4 Accent 6" w:uiPriority="49"/>
+    <w:lsdException w:name="List Table 5 Dark Accent 6" w:uiPriority="50"/>
+    <w:lsdException w:name="List Table 6 Colorful Accent 6" w:uiPriority="51"/>
+    <w:lsdException w:name="List Table 7 Colorful Accent 6" w:uiPriority="52"/>
+    <w:lsdException w:name="Mention" w:semiHidden="1" w:unhideWhenUsed="1"/>
+    <w:lsdException w:name="Smart Hyperlink" w:semiHidden="1" w:unhideWhenUsed="1"/>
+    <w:lsdException w:name="Hashtag" w:semiHidden="1" w:unhideWhenUsed="1"/>
+    <w:lsdException w:name="Unresolved Mention" w:semiHidden="1" w:unhideWhenUsed="1"/>
+    <w:lsdException w:name="Smart Link" w:semiHidden="1" w:unhideWhenUsed="1"/>
+  </w:latentStyles>
+  <w:style w:type="paragraph" w:default="1" w:styleId="Normal">
+    <w:name w:val="Normal"/>
+    <w:qFormat/>
   </w:style>
   <w:style w:type="paragraph" w:styleId="Heading1">
     <w:name w:val="heading 1"/>
     <w:basedOn w:val="Normal"/>
     <w:next w:val="Normal"/>
+    <w:uiPriority w:val="9"/>
+    <w:qFormat/>
     <w:pPr>
-      <w:keepNext w:val="1"/>
-      <w:keepLines w:val="1"/>
-      <w:pageBreakBefore w:val="0"/>
-      <w:spacing w:after="120" w:before="400" w:lineRule="auto"/>
+      <w:keepNext/>
+      <w:keepLines/>
+      <w:spacing w:before="400" w:after="120"/>
+      <w:outlineLvl w:val="0"/>
     </w:pPr>
     <w:rPr>
       <w:sz w:val="40"/>
@@ -842,15 +951,17 @@
     <w:name w:val="heading 2"/>
     <w:basedOn w:val="Normal"/>
     <w:next w:val="Normal"/>
+    <w:uiPriority w:val="9"/>
+    <w:semiHidden/>
+    <w:unhideWhenUsed/>
+    <w:qFormat/>
     <w:pPr>
-      <w:keepNext w:val="1"/>
-      <w:keepLines w:val="1"/>
-      <w:pageBreakBefore w:val="0"/>
-      <w:spacing w:after="120" w:before="360" w:lineRule="auto"/>
+      <w:keepNext/>
+      <w:keepLines/>
+      <w:spacing w:before="360" w:after="120"/>
+      <w:outlineLvl w:val="1"/>
     </w:pPr>
     <w:rPr>
-      <w:b w:val="0"/>
-      <w:bCs w:val="0"/>
       <w:sz w:val="32"/>
       <w:szCs w:val="32"/>
     </w:rPr>
@@ -859,15 +970,17 @@
     <w:name w:val="heading 3"/>
     <w:basedOn w:val="Normal"/>
     <w:next w:val="Normal"/>
+    <w:uiPriority w:val="9"/>
+    <w:semiHidden/>
+    <w:unhideWhenUsed/>
+    <w:qFormat/>
     <w:pPr>
-      <w:keepNext w:val="1"/>
-      <w:keepLines w:val="1"/>
-      <w:pageBreakBefore w:val="0"/>
-      <w:spacing w:after="80" w:before="320" w:lineRule="auto"/>
+      <w:keepNext/>
+      <w:keepLines/>
+      <w:spacing w:before="320" w:after="80"/>
+      <w:outlineLvl w:val="2"/>
     </w:pPr>
     <w:rPr>
-      <w:b w:val="0"/>
-      <w:bCs w:val="0"/>
       <w:color w:val="434343"/>
       <w:sz w:val="28"/>
       <w:szCs w:val="28"/>
@@ -877,11 +990,15 @@
     <w:name w:val="heading 4"/>
     <w:basedOn w:val="Normal"/>
     <w:next w:val="Normal"/>
+    <w:uiPriority w:val="9"/>
+    <w:semiHidden/>
+    <w:unhideWhenUsed/>
+    <w:qFormat/>
     <w:pPr>
-      <w:keepNext w:val="1"/>
-      <w:keepLines w:val="1"/>
-      <w:pageBreakBefore w:val="0"/>
-      <w:spacing w:after="80" w:before="280" w:lineRule="auto"/>
+      <w:keepNext/>
+      <w:keepLines/>
+      <w:spacing w:before="280" w:after="80"/>
+      <w:outlineLvl w:val="3"/>
     </w:pPr>
     <w:rPr>
       <w:color w:val="666666"/>
@@ -893,45 +1010,87 @@
     <w:name w:val="heading 5"/>
     <w:basedOn w:val="Normal"/>
     <w:next w:val="Normal"/>
+    <w:uiPriority w:val="9"/>
+    <w:semiHidden/>
+    <w:unhideWhenUsed/>
+    <w:qFormat/>
     <w:pPr>
-      <w:keepNext w:val="1"/>
-      <w:keepLines w:val="1"/>
-      <w:pageBreakBefore w:val="0"/>
-      <w:spacing w:after="80" w:before="240" w:lineRule="auto"/>
+      <w:keepNext/>
+      <w:keepLines/>
+      <w:spacing w:before="240" w:after="80"/>
+      <w:outlineLvl w:val="4"/>
     </w:pPr>
     <w:rPr>
       <w:color w:val="666666"/>
-      <w:sz w:val="22"/>
-      <w:szCs w:val="22"/>
     </w:rPr>
   </w:style>
   <w:style w:type="paragraph" w:styleId="Heading6">
     <w:name w:val="heading 6"/>
     <w:basedOn w:val="Normal"/>
     <w:next w:val="Normal"/>
+    <w:uiPriority w:val="9"/>
+    <w:semiHidden/>
+    <w:unhideWhenUsed/>
+    <w:qFormat/>
     <w:pPr>
-      <w:keepNext w:val="1"/>
-      <w:keepLines w:val="1"/>
-      <w:pageBreakBefore w:val="0"/>
-      <w:spacing w:after="80" w:before="240" w:lineRule="auto"/>
+      <w:keepNext/>
+      <w:keepLines/>
+      <w:spacing w:before="240" w:after="80"/>
+      <w:outlineLvl w:val="5"/>
     </w:pPr>
     <w:rPr>
-      <w:i w:val="1"/>
-      <w:iCs w:val="1"/>
+      <w:i/>
+      <w:iCs/>
       <w:color w:val="666666"/>
-      <w:sz w:val="22"/>
-      <w:szCs w:val="22"/>
     </w:rPr>
+  </w:style>
+  <w:style w:type="character" w:default="1" w:styleId="DefaultParagraphFont">
+    <w:name w:val="Default Paragraph Font"/>
+    <w:uiPriority w:val="1"/>
+    <w:unhideWhenUsed/>
+  </w:style>
+  <w:style w:type="table" w:default="1" w:styleId="TableNormal">
+    <w:name w:val="Normal Table"/>
+    <w:uiPriority w:val="99"/>
+    <w:semiHidden/>
+    <w:unhideWhenUsed/>
+    <w:tblPr>
+      <w:tblInd w:w="0" w:type="dxa"/>
+      <w:tblCellMar>
+        <w:top w:w="0" w:type="dxa"/>
+        <w:left w:w="108" w:type="dxa"/>
+        <w:bottom w:w="0" w:type="dxa"/>
+        <w:right w:w="108" w:type="dxa"/>
+      </w:tblCellMar>
+    </w:tblPr>
+  </w:style>
+  <w:style w:type="numbering" w:default="1" w:styleId="NoList">
+    <w:name w:val="No List"/>
+    <w:uiPriority w:val="99"/>
+    <w:semiHidden/>
+    <w:unhideWhenUsed/>
+  </w:style>
+  <w:style w:type="table" w:customStyle="1" w:styleId="TableNormal0">
+    <w:name w:val="TableNormal"/>
+    <w:tblPr>
+      <w:tblCellMar>
+        <w:top w:w="100" w:type="dxa"/>
+        <w:left w:w="100" w:type="dxa"/>
+        <w:bottom w:w="100" w:type="dxa"/>
+        <w:right w:w="100" w:type="dxa"/>
+      </w:tblCellMar>
+    </w:tblPr>
   </w:style>
   <w:style w:type="paragraph" w:styleId="Title">
     <w:name w:val="Title"/>
     <w:basedOn w:val="Normal"/>
     <w:next w:val="Normal"/>
+    <w:uiPriority w:val="10"/>
+    <w:qFormat/>
     <w:pPr>
-      <w:keepNext w:val="1"/>
-      <w:keepLines w:val="1"/>
-      <w:pageBreakBefore w:val="0"/>
-      <w:spacing w:after="60" w:before="0" w:lineRule="auto"/>
+      <w:keepNext/>
+      <w:keepLines/>
+      <w:spacing w:after="60"/>
     </w:pPr>
     <w:rPr>
       <w:sz w:val="52"/>
@@ -942,16 +1101,14 @@
     <w:name w:val="Subtitle"/>
     <w:basedOn w:val="Normal"/>
     <w:next w:val="Normal"/>
+    <w:uiPriority w:val="11"/>
+    <w:qFormat/>
     <w:pPr>
-      <w:keepNext w:val="1"/>
-      <w:keepLines w:val="1"/>
-      <w:pageBreakBefore w:val="0"/>
-      <w:spacing w:after="320" w:before="0" w:lineRule="auto"/>
+      <w:keepNext/>
+      <w:keepLines/>
+      <w:spacing w:after="320"/>
     </w:pPr>
     <w:rPr>
-      <w:rFonts w:ascii="Arial" w:cs="Arial" w:eastAsia="Arial" w:hAnsi="Arial"/>
-      <w:i w:val="0"/>
-      <w:iCs w:val="0"/>
       <w:color w:val="666666"/>
       <w:sz w:val="30"/>
       <w:szCs w:val="30"/>
